--- a/Compliance/security-awareness-training-policy.docx
+++ b/Compliance/security-awareness-training-policy.docx
@@ -78,12 +78,8 @@
             <w:tcW w:type="dxa" w:w="4320"/>
           </w:tcPr>
           <w:p>
-            <w:r/>
             <w:r>
-              <w:rPr>
-                <w:i/>
-              </w:rPr>
-              <w:t>[Security Officer]</w:t>
+              <w:t>Security Officer (Raja Gopalan)</w:t>
             </w:r>
           </w:p>
         </w:tc>
@@ -162,12 +158,8 @@
             <w:tcW w:type="dxa" w:w="4320"/>
           </w:tcPr>
           <w:p>
-            <w:r/>
             <w:r>
-              <w:rPr>
-                <w:i/>
-              </w:rPr>
-              <w:t>[YYYY-MM-DD]</w:t>
+              <w:t>2026-06-16</w:t>
             </w:r>
           </w:p>
         </w:tc>
@@ -192,12 +184,8 @@
             <w:tcW w:type="dxa" w:w="4320"/>
           </w:tcPr>
           <w:p>
-            <w:r/>
             <w:r>
-              <w:rPr>
-                <w:i/>
-              </w:rPr>
-              <w:t>[YYYY-MM-DD]</w:t>
+              <w:t>2027-06-16</w:t>
             </w:r>
           </w:p>
         </w:tc>
@@ -984,12 +972,8 @@
             <w:tcW w:type="dxa" w:w="1728"/>
           </w:tcPr>
           <w:p>
-            <w:r/>
             <w:r>
-              <w:rPr>
-                <w:i/>
-              </w:rPr>
-              <w:t>[date]</w:t>
+              <w:t>2026-06-16</w:t>
             </w:r>
           </w:p>
         </w:tc>
@@ -998,12 +982,8 @@
             <w:tcW w:type="dxa" w:w="1728"/>
           </w:tcPr>
           <w:p>
-            <w:r/>
             <w:r>
-              <w:rPr>
-                <w:i/>
-              </w:rPr>
-              <w:t>[name]</w:t>
+              <w:t>Raja Gopalan</w:t>
             </w:r>
           </w:p>
         </w:tc>

--- a/Compliance/security-awareness-training-policy.docx
+++ b/Compliance/security-awareness-training-policy.docx
@@ -104,9 +104,8 @@
             <w:tcW w:type="dxa" w:w="4320"/>
           </w:tcPr>
           <w:p>
-            <w:r/>
             <w:r>
-              <w:t>0.1</w:t>
+              <w:t>1.0</w:t>
             </w:r>
           </w:p>
         </w:tc>
@@ -131,9 +130,8 @@
             <w:tcW w:type="dxa" w:w="4320"/>
           </w:tcPr>
           <w:p>
-            <w:r/>
             <w:r>
-              <w:t>Draft</w:t>
+              <w:t>Approved</w:t>
             </w:r>
           </w:p>
         </w:tc>
@@ -961,9 +959,8 @@
             <w:tcW w:type="dxa" w:w="1728"/>
           </w:tcPr>
           <w:p>
-            <w:r/>
             <w:r>
-              <w:t>0.1</w:t>
+              <w:t>1.0</w:t>
             </w:r>
           </w:p>
         </w:tc>
@@ -992,9 +989,8 @@
             <w:tcW w:type="dxa" w:w="1728"/>
           </w:tcPr>
           <w:p>
-            <w:r/>
             <w:r>
-              <w:t>Initial draft</w:t>
+              <w:t>Initial version</w:t>
             </w:r>
           </w:p>
         </w:tc>
@@ -1003,9 +999,8 @@
             <w:tcW w:type="dxa" w:w="1728"/>
           </w:tcPr>
           <w:p>
-            <w:r/>
             <w:r>
-              <w:t>—</w:t>
+              <w:t>Raja Gopalan</w:t>
             </w:r>
           </w:p>
         </w:tc>
@@ -1112,12 +1107,8 @@
             <w:tcW w:type="dxa" w:w="2160"/>
           </w:tcPr>
           <w:p>
-            <w:r/>
             <w:r>
-              <w:rPr>
-                <w:i/>
-              </w:rPr>
-              <w:t>[x.y]</w:t>
+              <w:t>1.0</w:t>
             </w:r>
           </w:p>
         </w:tc>
@@ -1126,12 +1117,8 @@
             <w:tcW w:type="dxa" w:w="2160"/>
           </w:tcPr>
           <w:p>
-            <w:r/>
             <w:r>
-              <w:rPr>
-                <w:i/>
-              </w:rPr>
-              <w:t>[name]</w:t>
+              <w:t>Raja Gopalan</w:t>
             </w:r>
           </w:p>
         </w:tc>
@@ -1140,12 +1127,8 @@
             <w:tcW w:type="dxa" w:w="2160"/>
           </w:tcPr>
           <w:p>
-            <w:r/>
             <w:r>
-              <w:rPr>
-                <w:i/>
-              </w:rPr>
-              <w:t>[Security Officer]</w:t>
+              <w:t>Security Officer</w:t>
             </w:r>
           </w:p>
         </w:tc>
@@ -1154,12 +1137,8 @@
             <w:tcW w:type="dxa" w:w="2160"/>
           </w:tcPr>
           <w:p>
-            <w:r/>
             <w:r>
-              <w:rPr>
-                <w:i/>
-              </w:rPr>
-              <w:t>[YYYY-MM-DD]</w:t>
+              <w:t>2026-06-16</w:t>
             </w:r>
           </w:p>
         </w:tc>
